--- a/data/employees/EMP070/AST-EMP070-03.docx
+++ b/data/employees/EMP070/AST-EMP070-03.docx
@@ -7,10 +7,7 @@
         <w:pStyle w:val="Heading1"/>
       </w:pPr>
       <w:r>
-        <w:rPr>
-          <w:sz w:val="36"/>
-        </w:rPr>
-        <w:t>Design specification - EMP070</w:t>
+        <w:t>Ast Emp070 03 - EMP070</w:t>
       </w:r>
     </w:p>
     <w:p>
@@ -18,130 +15,32 @@
         <w:pStyle w:val="Heading2"/>
       </w:pPr>
       <w:r>
-        <w:t>Document Metadata</w:t>
-      </w:r>
-    </w:p>
-    <w:tbl>
-      <w:tblPr>
-        <w:tblStyle w:val="TableGrid"/>
-        <w:tblW w:type="auto" w:w="0"/>
-        <w:tblLook w:firstColumn="1" w:firstRow="1" w:lastColumn="0" w:lastRow="0" w:noHBand="0" w:noVBand="1" w:val="04A0"/>
-      </w:tblPr>
-      <w:tblGrid>
-        <w:gridCol w:w="4320"/>
-        <w:gridCol w:w="4320"/>
-      </w:tblGrid>
-      <w:tr>
-        <w:tc>
-          <w:tcPr>
-            <w:tcW w:type="dxa" w:w="4320"/>
-          </w:tcPr>
-          <w:p>
-            <w:r>
-              <w:t>Author</w:t>
-            </w:r>
-          </w:p>
-        </w:tc>
-        <w:tc>
-          <w:tcPr>
-            <w:tcW w:type="dxa" w:w="4320"/>
-          </w:tcPr>
-          <w:p>
-            <w:r>
-              <w:t>Skyler Chen</w:t>
-            </w:r>
-          </w:p>
-        </w:tc>
-      </w:tr>
-      <w:tr>
-        <w:tc>
-          <w:tcPr>
-            <w:tcW w:type="dxa" w:w="4320"/>
-          </w:tcPr>
-          <w:p>
-            <w:r>
-              <w:t>Role / Department</w:t>
-            </w:r>
-          </w:p>
-        </w:tc>
-        <w:tc>
-          <w:tcPr>
-            <w:tcW w:type="dxa" w:w="4320"/>
-          </w:tcPr>
-          <w:p>
-            <w:r>
-              <w:t>Specialist | Operations</w:t>
-            </w:r>
-          </w:p>
-        </w:tc>
-      </w:tr>
-      <w:tr>
-        <w:tc>
-          <w:tcPr>
-            <w:tcW w:type="dxa" w:w="4320"/>
-          </w:tcPr>
-          <w:p>
-            <w:r>
-              <w:t>Location</w:t>
-            </w:r>
-          </w:p>
-        </w:tc>
-        <w:tc>
-          <w:tcPr>
-            <w:tcW w:type="dxa" w:w="4320"/>
-          </w:tcPr>
-          <w:p>
-            <w:r>
-              <w:t>Fremont</w:t>
-            </w:r>
-          </w:p>
-        </w:tc>
-      </w:tr>
-      <w:tr>
-        <w:tc>
-          <w:tcPr>
-            <w:tcW w:type="dxa" w:w="4320"/>
-          </w:tcPr>
-          <w:p>
-            <w:r>
-              <w:t>Last Modified</w:t>
-            </w:r>
-          </w:p>
-        </w:tc>
-        <w:tc>
-          <w:tcPr>
-            <w:tcW w:type="dxa" w:w="4320"/>
-          </w:tcPr>
-          <w:p>
-            <w:r>
-              <w:t>2025-03-15</w:t>
-            </w:r>
-          </w:p>
-        </w:tc>
-      </w:tr>
-    </w:tbl>
-    <w:p/>
-    <w:p>
-      <w:pPr>
-        <w:pStyle w:val="Heading2"/>
-      </w:pPr>
-      <w:r>
-        <w:t>Specification</w:t>
+        <w:t>Page 1</w:t>
       </w:r>
     </w:p>
     <w:p>
       <w:r>
-        <w:t>Design Specification: Real-Time Operations Monitoring Dashboard</w:t>
+        <w:t>Section 1: Quarterly delivery milestones. EMP070 contributes to ast emp070 03 through recurring collaboration, clear ownership boundaries, and measurable outcomes. The team captures decisions, open issues, and handoffs so that knowledge remains discoverable for future programs.</w:t>
       </w:r>
     </w:p>
     <w:p>
       <w:r>
-        <w:t>Version: 2.4</w:t>
+        <w:t>Section 2: Fabric semantic model planning. EMP070 contributes to ast emp070 03 through recurring collaboration, clear ownership boundaries, and measurable outcomes. The team captures decisions, open issues, and handoffs so that knowledge remains discoverable for future programs.</w:t>
       </w:r>
     </w:p>
     <w:p>
       <w:r>
-        <w:t>This specification details the design of the real-time operations monitoring solution. Telemetry data streams from IoT sensors via Azure Event Hub. The Fabric KQL streaming pipeline processes events within 200ms p99 latency and surfaces alerts to on-call supervisors.</w:t>
+        <w:t>Section 3: Fabric semantic model planning. EMP070 contributes to ast emp070 03 through recurring collaboration, clear ownership boundaries, and measurable outcomes. The team captures decisions, open issues, and handoffs so that knowledge remains discoverable for future programs.</w:t>
+      </w:r>
+    </w:p>
+    <w:p>
+      <w:r>
+        <w:t>Section 4: Data quality remediation. EMP070 contributes to ast emp070 03 through recurring collaboration, clear ownership boundaries, and measurable outcomes. The team captures decisions, open issues, and handoffs so that knowledge remains discoverable for future programs.</w:t>
+      </w:r>
+    </w:p>
+    <w:p>
+      <w:r>
+        <w:br w:type="page"/>
       </w:r>
     </w:p>
     <w:p>
@@ -149,12 +48,60 @@
         <w:pStyle w:val="Heading2"/>
       </w:pPr>
       <w:r>
-        <w:t>Author Competencies</w:t>
+        <w:t>Page 2</w:t>
       </w:r>
     </w:p>
     <w:p>
       <w:r>
-        <w:t>Kusto, MLOps, SQL, Power BI</w:t>
+        <w:t>Section 1: Department KPI performance. EMP070 contributes to ast emp070 03 through recurring collaboration, clear ownership boundaries, and measurable outcomes. The team captures decisions, open issues, and handoffs so that knowledge remains discoverable for future programs.</w:t>
+      </w:r>
+    </w:p>
+    <w:p>
+      <w:r>
+        <w:t>Section 2: Automation backlog refinement. EMP070 contributes to ast emp070 03 through recurring collaboration, clear ownership boundaries, and measurable outcomes. The team captures decisions, open issues, and handoffs so that knowledge remains discoverable for future programs.</w:t>
+      </w:r>
+    </w:p>
+    <w:p>
+      <w:r>
+        <w:t>Section 3: Customer escalation analysis. EMP070 contributes to ast emp070 03 through recurring collaboration, clear ownership boundaries, and measurable outcomes. The team captures decisions, open issues, and handoffs so that knowledge remains discoverable for future programs.</w:t>
+      </w:r>
+    </w:p>
+    <w:p>
+      <w:r>
+        <w:t>Section 4: Quarterly delivery milestones. EMP070 contributes to ast emp070 03 through recurring collaboration, clear ownership boundaries, and measurable outcomes. The team captures decisions, open issues, and handoffs so that knowledge remains discoverable for future programs.</w:t>
+      </w:r>
+    </w:p>
+    <w:p>
+      <w:r>
+        <w:br w:type="page"/>
+      </w:r>
+    </w:p>
+    <w:p>
+      <w:pPr>
+        <w:pStyle w:val="Heading2"/>
+      </w:pPr>
+      <w:r>
+        <w:t>Page 3</w:t>
+      </w:r>
+    </w:p>
+    <w:p>
+      <w:r>
+        <w:t>Section 1: Automation backlog refinement. EMP070 contributes to ast emp070 03 through recurring collaboration, clear ownership boundaries, and measurable outcomes. The team captures decisions, open issues, and handoffs so that knowledge remains discoverable for future programs.</w:t>
+      </w:r>
+    </w:p>
+    <w:p>
+      <w:r>
+        <w:t>Section 2: Customer escalation analysis. EMP070 contributes to ast emp070 03 through recurring collaboration, clear ownership boundaries, and measurable outcomes. The team captures decisions, open issues, and handoffs so that knowledge remains discoverable for future programs.</w:t>
+      </w:r>
+    </w:p>
+    <w:p>
+      <w:r>
+        <w:t>Section 3: Quarterly delivery milestones. EMP070 contributes to ast emp070 03 through recurring collaboration, clear ownership boundaries, and measurable outcomes. The team captures decisions, open issues, and handoffs so that knowledge remains discoverable for future programs.</w:t>
+      </w:r>
+    </w:p>
+    <w:p>
+      <w:r>
+        <w:t>Section 4: Customer escalation analysis. EMP070 contributes to ast emp070 03 through recurring collaboration, clear ownership boundaries, and measurable outcomes. The team captures decisions, open issues, and handoffs so that knowledge remains discoverable for future programs.</w:t>
       </w:r>
     </w:p>
     <w:sectPr>
